--- a/text/Пломба.docx
+++ b/text/Пломба.docx
@@ -4,170 +4,355 @@
   <w:body>
     <w:p>
       <w:pPr>
-        <w:ind w:left="-426" w:firstLine="426"/>
-        <w:jc w:val="both"/>
-        <w:rPr>
-          <w:rFonts w:ascii="Times New Roman" w:hAnsi="Times New Roman" w:cs="Times New Roman"/>
-          <w:sz w:val="28"/>
-          <w:szCs w:val="28"/>
+        <w:spacing w:after="0"/>
+        <w:jc w:val="center"/>
+        <w:rPr>
+          <w:rFonts w:ascii="Times New Roman" w:eastAsia="Times New Roman" w:hAnsi="Times New Roman" w:cs="Times New Roman"/>
+          <w:color w:val="000000" w:themeColor="text1"/>
+          <w:sz w:val="24"/>
+          <w:szCs w:val="24"/>
         </w:rPr>
       </w:pPr>
-      <w:r>
-        <w:rPr>
-          <w:rFonts w:ascii="Times New Roman" w:hAnsi="Times New Roman" w:cs="Times New Roman"/>
-          <w:sz w:val="28"/>
-          <w:szCs w:val="28"/>
-        </w:rPr>
-        <w:t>Министерство Образования Пензенской области ГАПОУ ПО ПКИПТ</w:t>
-      </w:r>
     </w:p>
     <w:p>
       <w:pPr>
-        <w:ind w:left="-426" w:firstLine="426"/>
-        <w:jc w:val="both"/>
-        <w:rPr>
-          <w:rFonts w:ascii="Times New Roman" w:hAnsi="Times New Roman" w:cs="Times New Roman"/>
-          <w:sz w:val="28"/>
-          <w:szCs w:val="28"/>
+        <w:spacing w:after="0"/>
+        <w:jc w:val="center"/>
+        <w:rPr>
+          <w:rFonts w:ascii="Times New Roman" w:eastAsia="Times New Roman" w:hAnsi="Times New Roman" w:cs="Times New Roman"/>
+          <w:color w:val="000000" w:themeColor="text1"/>
+          <w:sz w:val="24"/>
+          <w:szCs w:val="24"/>
         </w:rPr>
       </w:pPr>
       <w:r>
         <w:rPr>
-          <w:rFonts w:ascii="Times New Roman" w:hAnsi="Times New Roman" w:cs="Times New Roman"/>
-          <w:sz w:val="28"/>
-          <w:szCs w:val="28"/>
-        </w:rPr>
-        <w:t>Пензенский колледж информационных и промышленных технологий (ИТ – колледж)</w:t>
+          <w:rFonts w:ascii="Times New Roman" w:eastAsia="Times New Roman" w:hAnsi="Times New Roman" w:cs="Times New Roman"/>
+          <w:color w:val="000000" w:themeColor="text1"/>
+          <w:sz w:val="24"/>
+          <w:szCs w:val="24"/>
+        </w:rPr>
+        <w:t>Министерство образования Пензенской области</w:t>
       </w:r>
     </w:p>
     <w:p>
       <w:pPr>
-        <w:ind w:left="-426" w:firstLine="426"/>
-        <w:jc w:val="both"/>
-        <w:rPr>
-          <w:rFonts w:ascii="Times New Roman" w:hAnsi="Times New Roman" w:cs="Times New Roman"/>
-          <w:sz w:val="28"/>
-          <w:szCs w:val="28"/>
+        <w:spacing w:after="0"/>
+        <w:jc w:val="center"/>
+        <w:rPr>
+          <w:rFonts w:ascii="Times New Roman" w:eastAsia="Times New Roman" w:hAnsi="Times New Roman" w:cs="Times New Roman"/>
+          <w:color w:val="000000" w:themeColor="text1"/>
+          <w:sz w:val="24"/>
+          <w:szCs w:val="24"/>
         </w:rPr>
       </w:pPr>
       <w:r>
         <w:rPr>
-          <w:rFonts w:ascii="Times New Roman" w:hAnsi="Times New Roman" w:cs="Times New Roman"/>
-          <w:sz w:val="28"/>
-          <w:szCs w:val="28"/>
-        </w:rPr>
-        <w:t xml:space="preserve">Курсовой проект – </w:t>
-      </w:r>
-      <w:r>
-        <w:rPr>
-          <w:rFonts w:ascii="Times New Roman" w:hAnsi="Times New Roman" w:cs="Times New Roman"/>
-          <w:sz w:val="28"/>
-          <w:szCs w:val="28"/>
-        </w:rPr>
-        <w:t>Веб-приложение для кланов «Мир танков «Федерация MII»</w:t>
+          <w:rFonts w:ascii="Times New Roman" w:eastAsia="Times New Roman" w:hAnsi="Times New Roman" w:cs="Times New Roman"/>
+          <w:color w:val="000000" w:themeColor="text1"/>
+          <w:sz w:val="24"/>
+          <w:szCs w:val="24"/>
+        </w:rPr>
+        <w:t>ГАПОУ ПО Пензенский колледж информационных и промышленных технологий (ИТ-колледж)</w:t>
       </w:r>
     </w:p>
     <w:p>
       <w:pPr>
-        <w:ind w:left="-426" w:firstLine="426"/>
-        <w:jc w:val="both"/>
-        <w:rPr>
-          <w:rFonts w:ascii="Times New Roman" w:hAnsi="Times New Roman" w:cs="Times New Roman"/>
-          <w:sz w:val="28"/>
-          <w:szCs w:val="28"/>
+        <w:spacing w:after="0"/>
+        <w:jc w:val="center"/>
+        <w:rPr>
+          <w:rFonts w:ascii="Times New Roman" w:eastAsia="Times New Roman" w:hAnsi="Times New Roman" w:cs="Times New Roman"/>
+          <w:color w:val="000000" w:themeColor="text1"/>
+          <w:sz w:val="24"/>
+          <w:szCs w:val="24"/>
         </w:rPr>
       </w:pPr>
       <w:r>
         <w:rPr>
-          <w:rFonts w:ascii="Times New Roman" w:hAnsi="Times New Roman" w:cs="Times New Roman"/>
-          <w:sz w:val="28"/>
-          <w:szCs w:val="28"/>
-        </w:rPr>
-        <w:t xml:space="preserve">Пронумеровано, прошнуровано и скреплено печатью </w:t>
-      </w:r>
-      <w:r>
-        <w:rPr>
-          <w:rFonts w:ascii="Times New Roman" w:hAnsi="Times New Roman" w:cs="Times New Roman"/>
-          <w:color w:val="000000" w:themeColor="text1"/>
-          <w:sz w:val="28"/>
-          <w:szCs w:val="28"/>
-        </w:rPr>
-        <w:t>15</w:t>
-      </w:r>
-      <w:r>
-        <w:rPr>
-          <w:rFonts w:ascii="Times New Roman" w:hAnsi="Times New Roman" w:cs="Times New Roman"/>
-          <w:color w:val="000000" w:themeColor="text1"/>
-          <w:sz w:val="28"/>
-          <w:szCs w:val="28"/>
-        </w:rPr>
-        <w:t>0</w:t>
-      </w:r>
-      <w:r>
-        <w:rPr>
-          <w:rFonts w:ascii="Times New Roman" w:hAnsi="Times New Roman" w:cs="Times New Roman"/>
-          <w:sz w:val="28"/>
-          <w:szCs w:val="28"/>
-        </w:rPr>
-        <w:t xml:space="preserve"> листов</w:t>
+          <w:rFonts w:ascii="Times New Roman" w:eastAsia="Times New Roman" w:hAnsi="Times New Roman" w:cs="Times New Roman"/>
+          <w:color w:val="000000" w:themeColor="text1"/>
+          <w:sz w:val="24"/>
+          <w:szCs w:val="24"/>
+        </w:rPr>
+        <w:t>Выпускная квалификационная работа</w:t>
+      </w:r>
+      <w:r>
+        <w:rPr>
+          <w:rFonts w:ascii="Times New Roman" w:eastAsia="Times New Roman" w:hAnsi="Times New Roman" w:cs="Times New Roman"/>
+          <w:color w:val="000000" w:themeColor="text1"/>
+          <w:sz w:val="24"/>
+          <w:szCs w:val="24"/>
+        </w:rPr>
+        <w:t xml:space="preserve">: </w:t>
+      </w:r>
+      <w:r>
+        <w:rPr>
+          <w:rFonts w:ascii="Times New Roman" w:eastAsia="Times New Roman" w:hAnsi="Times New Roman" w:cs="Times New Roman"/>
+          <w:color w:val="000000" w:themeColor="text1"/>
+          <w:sz w:val="24"/>
+          <w:szCs w:val="24"/>
+        </w:rPr>
+        <w:t>Разработка сайта для кланов игры «Мир Танков»</w:t>
       </w:r>
     </w:p>
     <w:p>
       <w:pPr>
-        <w:ind w:left="-426" w:firstLine="426"/>
-        <w:jc w:val="both"/>
-        <w:rPr>
-          <w:rFonts w:ascii="Times New Roman" w:hAnsi="Times New Roman" w:cs="Times New Roman"/>
-          <w:sz w:val="28"/>
-          <w:szCs w:val="28"/>
+        <w:spacing w:after="0"/>
+        <w:jc w:val="center"/>
+        <w:rPr>
+          <w:rFonts w:ascii="Times New Roman" w:eastAsia="Times New Roman" w:hAnsi="Times New Roman" w:cs="Times New Roman"/>
+          <w:color w:val="000000" w:themeColor="text1"/>
+          <w:sz w:val="24"/>
+          <w:szCs w:val="24"/>
         </w:rPr>
       </w:pPr>
       <w:r>
         <w:rPr>
-          <w:rFonts w:ascii="Times New Roman" w:hAnsi="Times New Roman" w:cs="Times New Roman"/>
-          <w:sz w:val="28"/>
-          <w:szCs w:val="28"/>
-        </w:rPr>
-        <w:t>Зам. Директора по ООП _</w:t>
-      </w:r>
-      <w:r>
-        <w:rPr>
-          <w:rFonts w:ascii="Times New Roman" w:hAnsi="Times New Roman" w:cs="Times New Roman"/>
-          <w:sz w:val="28"/>
-          <w:szCs w:val="28"/>
-        </w:rPr>
-        <w:t>___________ Е. А. Волобуева __</w:t>
-      </w:r>
-      <w:r>
-        <w:rPr>
-          <w:rFonts w:ascii="Times New Roman" w:hAnsi="Times New Roman" w:cs="Times New Roman"/>
-          <w:sz w:val="28"/>
-          <w:szCs w:val="28"/>
-        </w:rPr>
-        <w:t>____________202</w:t>
-      </w:r>
-      <w:r>
-        <w:rPr>
-          <w:rFonts w:ascii="Times New Roman" w:hAnsi="Times New Roman" w:cs="Times New Roman"/>
-          <w:sz w:val="28"/>
-          <w:szCs w:val="28"/>
-        </w:rPr>
-        <w:t>5</w:t>
-      </w:r>
-      <w:r>
-        <w:rPr>
-          <w:rFonts w:ascii="Times New Roman" w:hAnsi="Times New Roman" w:cs="Times New Roman"/>
-          <w:sz w:val="28"/>
-          <w:szCs w:val="28"/>
-        </w:rPr>
-        <w:t xml:space="preserve"> г.</w:t>
-      </w:r>
+          <w:rFonts w:ascii="Times New Roman" w:eastAsia="Times New Roman" w:hAnsi="Times New Roman" w:cs="Times New Roman"/>
+          <w:color w:val="000000" w:themeColor="text1"/>
+          <w:sz w:val="24"/>
+          <w:szCs w:val="24"/>
+        </w:rPr>
+        <w:t xml:space="preserve">Пронумеровано, прошнуровано и скреплено печатью </w:t>
+      </w:r>
+      <w:r>
+        <w:rPr>
+          <w:rFonts w:ascii="Times New Roman" w:eastAsia="Times New Roman" w:hAnsi="Times New Roman" w:cs="Times New Roman"/>
+          <w:color w:val="000000" w:themeColor="text1"/>
+          <w:sz w:val="24"/>
+          <w:szCs w:val="24"/>
+        </w:rPr>
+        <w:t>1</w:t>
+      </w:r>
+      <w:r>
+        <w:rPr>
+          <w:rFonts w:ascii="Times New Roman" w:eastAsia="Times New Roman" w:hAnsi="Times New Roman" w:cs="Times New Roman"/>
+          <w:color w:val="000000" w:themeColor="text1"/>
+          <w:sz w:val="24"/>
+          <w:szCs w:val="24"/>
+        </w:rPr>
+        <w:t>50</w:t>
+      </w:r>
+      <w:r>
+        <w:rPr>
+          <w:rFonts w:ascii="Times New Roman" w:eastAsia="Times New Roman" w:hAnsi="Times New Roman" w:cs="Times New Roman"/>
+          <w:color w:val="000000" w:themeColor="text1"/>
+          <w:sz w:val="24"/>
+          <w:szCs w:val="24"/>
+        </w:rPr>
+        <w:t xml:space="preserve"> (</w:t>
+      </w:r>
+      <w:r>
+        <w:rPr>
+          <w:rFonts w:ascii="Times New Roman" w:eastAsia="Times New Roman" w:hAnsi="Times New Roman" w:cs="Times New Roman"/>
+          <w:color w:val="000000" w:themeColor="text1"/>
+          <w:sz w:val="24"/>
+          <w:szCs w:val="24"/>
+        </w:rPr>
+        <w:t xml:space="preserve">сто </w:t>
+      </w:r>
+      <w:r>
+        <w:rPr>
+          <w:rFonts w:ascii="Times New Roman" w:eastAsia="Times New Roman" w:hAnsi="Times New Roman" w:cs="Times New Roman"/>
+          <w:color w:val="000000" w:themeColor="text1"/>
+          <w:sz w:val="24"/>
+          <w:szCs w:val="24"/>
+        </w:rPr>
+        <w:t>пятьдесят</w:t>
+      </w:r>
+      <w:r>
+        <w:rPr>
+          <w:rFonts w:ascii="Times New Roman" w:eastAsia="Times New Roman" w:hAnsi="Times New Roman" w:cs="Times New Roman"/>
+          <w:color w:val="000000" w:themeColor="text1"/>
+          <w:sz w:val="24"/>
+          <w:szCs w:val="24"/>
+        </w:rPr>
+        <w:t>) листов</w:t>
+      </w:r>
+    </w:p>
+    <w:p>
+      <w:pPr>
+        <w:spacing w:after="0"/>
+        <w:jc w:val="center"/>
+        <w:rPr>
+          <w:rFonts w:ascii="Times New Roman" w:eastAsia="Times New Roman" w:hAnsi="Times New Roman" w:cs="Times New Roman"/>
+          <w:color w:val="000000" w:themeColor="text1"/>
+          <w:sz w:val="24"/>
+          <w:szCs w:val="24"/>
+        </w:rPr>
+      </w:pPr>
+      <w:r>
+        <w:rPr>
+          <w:rFonts w:ascii="Times New Roman" w:eastAsia="Times New Roman" w:hAnsi="Times New Roman" w:cs="Times New Roman"/>
+          <w:color w:val="000000" w:themeColor="text1"/>
+          <w:sz w:val="24"/>
+          <w:szCs w:val="24"/>
+        </w:rPr>
+        <w:t xml:space="preserve">Зам. директора по ООП </w:t>
+      </w:r>
+      <w:r>
+        <w:rPr>
+          <w:color w:val="000000" w:themeColor="text1"/>
+        </w:rPr>
+        <w:t xml:space="preserve">_______________ </w:t>
+      </w:r>
+      <w:r>
+        <w:rPr>
+          <w:rFonts w:ascii="Times New Roman" w:eastAsia="Times New Roman" w:hAnsi="Times New Roman" w:cs="Times New Roman"/>
+          <w:color w:val="000000" w:themeColor="text1"/>
+          <w:sz w:val="24"/>
+          <w:szCs w:val="24"/>
+        </w:rPr>
+        <w:t xml:space="preserve">Е. А. Волобуева </w:t>
+      </w:r>
+    </w:p>
+    <w:p>
+      <w:pPr>
+        <w:spacing w:after="0"/>
+        <w:jc w:val="center"/>
+        <w:rPr>
+          <w:rFonts w:ascii="Times New Roman" w:eastAsia="Times New Roman" w:hAnsi="Times New Roman" w:cs="Times New Roman"/>
+          <w:color w:val="000000" w:themeColor="text1"/>
+          <w:sz w:val="24"/>
+          <w:szCs w:val="24"/>
+        </w:rPr>
+      </w:pPr>
+    </w:p>
+    <w:p>
+      <w:pPr>
+        <w:spacing w:after="0"/>
+        <w:jc w:val="center"/>
+        <w:rPr>
+          <w:rFonts w:ascii="Times New Roman" w:eastAsia="Times New Roman" w:hAnsi="Times New Roman" w:cs="Times New Roman"/>
+          <w:color w:val="000000" w:themeColor="text1"/>
+          <w:sz w:val="24"/>
+          <w:szCs w:val="24"/>
+        </w:rPr>
+      </w:pPr>
+    </w:p>
+    <w:p>
+      <w:pPr>
+        <w:spacing w:after="0"/>
+        <w:jc w:val="center"/>
+        <w:rPr>
+          <w:rFonts w:ascii="Times New Roman" w:eastAsia="Times New Roman" w:hAnsi="Times New Roman" w:cs="Times New Roman"/>
+          <w:color w:val="000000" w:themeColor="text1"/>
+          <w:sz w:val="24"/>
+          <w:szCs w:val="24"/>
+        </w:rPr>
+      </w:pPr>
+      <w:r>
+        <w:rPr>
+          <w:noProof/>
+          <w:color w:val="000000" w:themeColor="text1"/>
+        </w:rPr>
+        <mc:AlternateContent>
+          <mc:Choice Requires="wpg">
+            <w:drawing>
+              <wp:anchor distT="0" distB="0" distL="114300" distR="114300" simplePos="0" relativeHeight="251658240" behindDoc="0" locked="0" layoutInCell="1" hidden="0" allowOverlap="1" wp14:anchorId="5C9772D3" wp14:editId="391CFA05">
+                <wp:simplePos x="0" y="0"/>
+                <wp:positionH relativeFrom="column">
+                  <wp:posOffset>-419099</wp:posOffset>
+                </wp:positionH>
+                <wp:positionV relativeFrom="paragraph">
+                  <wp:posOffset>152400</wp:posOffset>
+                </wp:positionV>
+                <wp:extent cx="7560945" cy="22225"/>
+                <wp:effectExtent l="0" t="0" r="0" b="0"/>
+                <wp:wrapNone/>
+                <wp:docPr id="2" name="Прямая со стрелкой 2"/>
+                <wp:cNvGraphicFramePr/>
+                <a:graphic xmlns:a="http://schemas.openxmlformats.org/drawingml/2006/main">
+                  <a:graphicData uri="http://schemas.microsoft.com/office/word/2010/wordprocessingShape">
+                    <wps:wsp>
+                      <wps:cNvCnPr/>
+                      <wps:spPr>
+                        <a:xfrm>
+                          <a:off x="1570290" y="3780000"/>
+                          <a:ext cx="7551420" cy="0"/>
+                        </a:xfrm>
+                        <a:prstGeom prst="straightConnector1">
+                          <a:avLst/>
+                        </a:prstGeom>
+                        <a:noFill/>
+                        <a:ln w="9525" cap="flat" cmpd="sng">
+                          <a:solidFill>
+                            <a:srgbClr val="000000"/>
+                          </a:solidFill>
+                          <a:prstDash val="solid"/>
+                          <a:round/>
+                          <a:headEnd type="none" w="sm" len="sm"/>
+                          <a:tailEnd type="none" w="sm" len="sm"/>
+                        </a:ln>
+                      </wps:spPr>
+                      <wps:bodyPr/>
+                    </wps:wsp>
+                  </a:graphicData>
+                </a:graphic>
+              </wp:anchor>
+            </w:drawing>
+          </mc:Choice>
+          <mc:Fallback xmlns:cr="http://schemas.microsoft.com/office/comments/2020/reactions" xmlns="http://schemas.microsoft.com/office/tasks/2019/documenttasks" xmlns:dgm="http://schemas.openxmlformats.org/drawingml/2006/diagram" xmlns:lc="http://schemas.openxmlformats.org/drawingml/2006/lockedCanvas" xmlns:c="http://schemas.openxmlformats.org/drawingml/2006/chart" xmlns:pic="http://schemas.openxmlformats.org/drawingml/2006/picture" xmlns:a="http://schemas.openxmlformats.org/drawingml/2006/main" xmlns:sl="http://schemas.openxmlformats.org/schemaLibrary/2006/main">
+            <w:drawing>
+              <wp:anchor allowOverlap="1" behindDoc="0" distB="0" distT="0" distL="114300" distR="114300" hidden="0" layoutInCell="1" locked="0" relativeHeight="0" simplePos="0">
+                <wp:simplePos x="0" y="0"/>
+                <wp:positionH relativeFrom="column">
+                  <wp:posOffset>-419099</wp:posOffset>
+                </wp:positionH>
+                <wp:positionV relativeFrom="paragraph">
+                  <wp:posOffset>152400</wp:posOffset>
+                </wp:positionV>
+                <wp:extent cx="7560945" cy="22225"/>
+                <wp:effectExtent b="0" l="0" r="0" t="0"/>
+                <wp:wrapNone/>
+                <wp:docPr id="2" name="image1.png"/>
+                <a:graphic>
+                  <a:graphicData uri="http://schemas.openxmlformats.org/drawingml/2006/picture">
+                    <pic:pic>
+                      <pic:nvPicPr>
+                        <pic:cNvPr id="0" name="image1.png"/>
+                        <pic:cNvPicPr preferRelativeResize="0"/>
+                      </pic:nvPicPr>
+                      <pic:blipFill>
+                        <a:blip r:embed="rId7"/>
+                        <a:srcRect/>
+                        <a:stretch>
+                          <a:fillRect/>
+                        </a:stretch>
+                      </pic:blipFill>
+                      <pic:spPr>
+                        <a:xfrm>
+                          <a:off x="0" y="0"/>
+                          <a:ext cx="7560945" cy="22225"/>
+                        </a:xfrm>
+                        <a:prstGeom prst="rect"/>
+                        <a:ln/>
+                      </pic:spPr>
+                    </pic:pic>
+                  </a:graphicData>
+                </a:graphic>
+              </wp:anchor>
+            </w:drawing>
+          </mc:Fallback>
+        </mc:AlternateContent>
+      </w:r>
+    </w:p>
+    <w:p>
+      <w:pPr>
+        <w:spacing w:after="0"/>
+        <w:rPr>
+          <w:rFonts w:ascii="Times New Roman" w:eastAsia="Times New Roman" w:hAnsi="Times New Roman" w:cs="Times New Roman"/>
+          <w:color w:val="000000" w:themeColor="text1"/>
+          <w:sz w:val="24"/>
+          <w:szCs w:val="24"/>
+        </w:rPr>
+      </w:pPr>
     </w:p>
     <w:sectPr>
       <w:pgSz w:w="11906" w:h="16838"/>
-      <w:pgMar w:top="426" w:right="0" w:bottom="1134" w:left="851" w:header="708" w:footer="708" w:gutter="0"/>
-      <w:cols w:space="708"/>
-      <w:docGrid w:linePitch="360"/>
+      <w:pgMar w:top="720" w:right="720" w:bottom="720" w:left="720" w:header="708" w:footer="708" w:gutter="0"/>
+      <w:pgNumType w:start="1"/>
+      <w:cols w:space="720"/>
     </w:sectPr>
   </w:body>
 </w:document>
@@ -178,17 +363,15 @@
   <w:docDefaults>
     <w:rPrDefault>
       <w:rPr>
-        <w:rFonts w:asciiTheme="minorHAnsi" w:eastAsiaTheme="minorHAnsi" w:hAnsiTheme="minorHAnsi" w:cstheme="minorBidi"/>
-        <w:kern w:val="2"/>
+        <w:rFonts w:ascii="Calibri" w:eastAsia="Calibri" w:hAnsi="Calibri" w:cs="Calibri"/>
         <w:sz w:val="22"/>
         <w:szCs w:val="22"/>
-        <w:lang w:val="ru-RU" w:eastAsia="en-US" w:bidi="ar-SA"/>
-        <w14:ligatures w14:val="standardContextual"/>
+        <w:lang w:val="ru-RU" w:eastAsia="ru-RU" w:bidi="ar-SA"/>
       </w:rPr>
     </w:rPrDefault>
     <w:pPrDefault>
       <w:pPr>
-        <w:spacing w:after="160" w:line="259" w:lineRule="auto"/>
+        <w:spacing w:after="200" w:line="276" w:lineRule="auto"/>
       </w:pPr>
     </w:pPrDefault>
   </w:docDefaults>
@@ -574,6 +757,122 @@
     <w:name w:val="Normal"/>
     <w:qFormat/>
   </w:style>
+  <w:style w:type="paragraph" w:styleId="1">
+    <w:name w:val="heading 1"/>
+    <w:basedOn w:val="a"/>
+    <w:next w:val="a"/>
+    <w:uiPriority w:val="9"/>
+    <w:qFormat/>
+    <w:pPr>
+      <w:keepNext/>
+      <w:keepLines/>
+      <w:spacing w:before="480" w:after="120"/>
+      <w:outlineLvl w:val="0"/>
+    </w:pPr>
+    <w:rPr>
+      <w:b/>
+      <w:sz w:val="48"/>
+      <w:szCs w:val="48"/>
+    </w:rPr>
+  </w:style>
+  <w:style w:type="paragraph" w:styleId="2">
+    <w:name w:val="heading 2"/>
+    <w:basedOn w:val="a"/>
+    <w:next w:val="a"/>
+    <w:uiPriority w:val="9"/>
+    <w:semiHidden/>
+    <w:unhideWhenUsed/>
+    <w:qFormat/>
+    <w:pPr>
+      <w:keepNext/>
+      <w:keepLines/>
+      <w:spacing w:before="360" w:after="80"/>
+      <w:outlineLvl w:val="1"/>
+    </w:pPr>
+    <w:rPr>
+      <w:b/>
+      <w:sz w:val="36"/>
+      <w:szCs w:val="36"/>
+    </w:rPr>
+  </w:style>
+  <w:style w:type="paragraph" w:styleId="3">
+    <w:name w:val="heading 3"/>
+    <w:basedOn w:val="a"/>
+    <w:next w:val="a"/>
+    <w:uiPriority w:val="9"/>
+    <w:semiHidden/>
+    <w:unhideWhenUsed/>
+    <w:qFormat/>
+    <w:pPr>
+      <w:keepNext/>
+      <w:keepLines/>
+      <w:spacing w:before="280" w:after="80"/>
+      <w:outlineLvl w:val="2"/>
+    </w:pPr>
+    <w:rPr>
+      <w:b/>
+      <w:sz w:val="28"/>
+      <w:szCs w:val="28"/>
+    </w:rPr>
+  </w:style>
+  <w:style w:type="paragraph" w:styleId="4">
+    <w:name w:val="heading 4"/>
+    <w:basedOn w:val="a"/>
+    <w:next w:val="a"/>
+    <w:uiPriority w:val="9"/>
+    <w:semiHidden/>
+    <w:unhideWhenUsed/>
+    <w:qFormat/>
+    <w:pPr>
+      <w:keepNext/>
+      <w:keepLines/>
+      <w:spacing w:before="240" w:after="40"/>
+      <w:outlineLvl w:val="3"/>
+    </w:pPr>
+    <w:rPr>
+      <w:b/>
+      <w:sz w:val="24"/>
+      <w:szCs w:val="24"/>
+    </w:rPr>
+  </w:style>
+  <w:style w:type="paragraph" w:styleId="5">
+    <w:name w:val="heading 5"/>
+    <w:basedOn w:val="a"/>
+    <w:next w:val="a"/>
+    <w:uiPriority w:val="9"/>
+    <w:semiHidden/>
+    <w:unhideWhenUsed/>
+    <w:qFormat/>
+    <w:pPr>
+      <w:keepNext/>
+      <w:keepLines/>
+      <w:spacing w:before="220" w:after="40"/>
+      <w:outlineLvl w:val="4"/>
+    </w:pPr>
+    <w:rPr>
+      <w:b/>
+    </w:rPr>
+  </w:style>
+  <w:style w:type="paragraph" w:styleId="6">
+    <w:name w:val="heading 6"/>
+    <w:basedOn w:val="a"/>
+    <w:next w:val="a"/>
+    <w:uiPriority w:val="9"/>
+    <w:semiHidden/>
+    <w:unhideWhenUsed/>
+    <w:qFormat/>
+    <w:pPr>
+      <w:keepNext/>
+      <w:keepLines/>
+      <w:spacing w:before="200" w:after="40"/>
+      <w:outlineLvl w:val="5"/>
+    </w:pPr>
+    <w:rPr>
+      <w:b/>
+      <w:sz w:val="20"/>
+      <w:szCs w:val="20"/>
+    </w:rPr>
+  </w:style>
   <w:style w:type="character" w:default="1" w:styleId="a0">
     <w:name w:val="Default Paragraph Font"/>
     <w:uiPriority w:val="1"/>
@@ -601,13 +900,72 @@
     <w:semiHidden/>
     <w:unhideWhenUsed/>
   </w:style>
+  <w:style w:type="table" w:customStyle="1" w:styleId="TableNormal">
+    <w:name w:val="TableNormal"/>
+    <w:tblPr>
+      <w:tblCellMar>
+        <w:top w:w="100" w:type="dxa"/>
+        <w:left w:w="100" w:type="dxa"/>
+        <w:bottom w:w="100" w:type="dxa"/>
+        <w:right w:w="100" w:type="dxa"/>
+      </w:tblCellMar>
+    </w:tblPr>
+  </w:style>
+  <w:style w:type="paragraph" w:styleId="a3">
+    <w:name w:val="Title"/>
+    <w:basedOn w:val="a"/>
+    <w:next w:val="a"/>
+    <w:uiPriority w:val="10"/>
+    <w:qFormat/>
+    <w:pPr>
+      <w:keepNext/>
+      <w:keepLines/>
+      <w:spacing w:before="480" w:after="120"/>
+    </w:pPr>
+    <w:rPr>
+      <w:b/>
+      <w:sz w:val="72"/>
+      <w:szCs w:val="72"/>
+    </w:rPr>
+  </w:style>
+  <w:style w:type="table" w:customStyle="1" w:styleId="TableNormal0">
+    <w:name w:val="Table Normal"/>
+    <w:tblPr>
+      <w:tblCellMar>
+        <w:top w:w="0" w:type="dxa"/>
+        <w:left w:w="0" w:type="dxa"/>
+        <w:bottom w:w="0" w:type="dxa"/>
+        <w:right w:w="0" w:type="dxa"/>
+      </w:tblCellMar>
+    </w:tblPr>
+  </w:style>
+  <w:style w:type="paragraph" w:styleId="a4">
+    <w:name w:val="Subtitle"/>
+    <w:basedOn w:val="a"/>
+    <w:next w:val="a"/>
+    <w:uiPriority w:val="11"/>
+    <w:qFormat/>
+    <w:pPr>
+      <w:keepNext/>
+      <w:keepLines/>
+      <w:spacing w:before="360" w:after="80"/>
+    </w:pPr>
+    <w:rPr>
+      <w:rFonts w:ascii="Georgia" w:eastAsia="Georgia" w:hAnsi="Georgia" w:cs="Georgia"/>
+      <w:i/>
+      <w:iCs/>
+      <w:color w:val="666666"/>
+      <w:sz w:val="48"/>
+      <w:szCs w:val="48"/>
+    </w:rPr>
+  </w:style>
 </w:styles>
 </file>
 
 <file path=word/theme/theme1.xml><?xml version="1.0" encoding="utf-8"?>
-<a:theme xmlns:a="http://schemas.openxmlformats.org/drawingml/2006/main" name="Тема Office">
+<a:theme xmlns:a="http://schemas.openxmlformats.org/drawingml/2006/main" name="Office Theme">
   <a:themeElements>
-    <a:clrScheme name="Стандартная">
+    <a:clrScheme name="Office">
       <a:dk1>
         <a:sysClr val="windowText" lastClr="000000"/>
       </a:dk1>
@@ -615,44 +973,44 @@
         <a:sysClr val="window" lastClr="FFFFFF"/>
       </a:lt1>
       <a:dk2>
-        <a:srgbClr val="44546A"/>
+        <a:srgbClr val="1F497D"/>
       </a:dk2>
       <a:lt2>
-        <a:srgbClr val="E7E6E6"/>
+        <a:srgbClr val="EEECE1"/>
       </a:lt2>
       <a:accent1>
-        <a:srgbClr val="4472C4"/>
+        <a:srgbClr val="4F81BD"/>
       </a:accent1>
       <a:accent2>
-        <a:srgbClr val="ED7D31"/>
+        <a:srgbClr val="C0504D"/>
       </a:accent2>
       <a:accent3>
-        <a:srgbClr val="A5A5A5"/>
+        <a:srgbClr val="9BBB59"/>
       </a:accent3>
       <a:accent4>
-        <a:srgbClr val="FFC000"/>
+        <a:srgbClr val="8064A2"/>
       </a:accent4>
       <a:accent5>
-        <a:srgbClr val="5B9BD5"/>
+        <a:srgbClr val="4BACC6"/>
       </a:accent5>
       <a:accent6>
-        <a:srgbClr val="70AD47"/>
+        <a:srgbClr val="F79646"/>
       </a:accent6>
       <a:hlink>
-        <a:srgbClr val="0563C1"/>
+        <a:srgbClr val="0000FF"/>
       </a:hlink>
       <a:folHlink>
-        <a:srgbClr val="954F72"/>
+        <a:srgbClr val="800080"/>
       </a:folHlink>
     </a:clrScheme>
-    <a:fontScheme name="Стандартная">
+    <a:fontScheme name="Office">
       <a:majorFont>
-        <a:latin typeface="Calibri Light" panose="020F0302020204030204"/>
+        <a:latin typeface="Calibri"/>
         <a:ea typeface=""/>
         <a:cs typeface=""/>
-        <a:font script="Jpan" typeface="游ゴシック Light"/>
+        <a:font script="Jpan" typeface="ＭＳ ゴシック"/>
         <a:font script="Hang" typeface="맑은 고딕"/>
-        <a:font script="Hans" typeface="等线 Light"/>
+        <a:font script="Hans" typeface="宋体"/>
         <a:font script="Hant" typeface="新細明體"/>
         <a:font script="Arab" typeface="Times New Roman"/>
         <a:font script="Hebr" typeface="Times New Roman"/>
@@ -680,31 +1038,14 @@
         <a:font script="Viet" typeface="Times New Roman"/>
         <a:font script="Uigh" typeface="Microsoft Uighur"/>
         <a:font script="Geor" typeface="Sylfaen"/>
-        <a:font script="Armn" typeface="Arial"/>
-        <a:font script="Bugi" typeface="Leelawadee UI"/>
-        <a:font script="Bopo" typeface="Microsoft JhengHei"/>
-        <a:font script="Java" typeface="Javanese Text"/>
-        <a:font script="Lisu" typeface="Segoe UI"/>
-        <a:font script="Mymr" typeface="Myanmar Text"/>
-        <a:font script="Nkoo" typeface="Ebrima"/>
-        <a:font script="Olck" typeface="Nirmala UI"/>
-        <a:font script="Osma" typeface="Ebrima"/>
-        <a:font script="Phag" typeface="Phagspa"/>
-        <a:font script="Syrn" typeface="Estrangelo Edessa"/>
-        <a:font script="Syrj" typeface="Estrangelo Edessa"/>
-        <a:font script="Syre" typeface="Estrangelo Edessa"/>
-        <a:font script="Sora" typeface="Nirmala UI"/>
-        <a:font script="Tale" typeface="Microsoft Tai Le"/>
-        <a:font script="Talu" typeface="Microsoft New Tai Lue"/>
-        <a:font script="Tfng" typeface="Ebrima"/>
       </a:majorFont>
       <a:minorFont>
-        <a:latin typeface="Calibri" panose="020F0502020204030204"/>
+        <a:latin typeface="Cambria"/>
         <a:ea typeface=""/>
         <a:cs typeface=""/>
-        <a:font script="Jpan" typeface="游明朝"/>
+        <a:font script="Jpan" typeface="ＭＳ 明朝"/>
         <a:font script="Hang" typeface="맑은 고딕"/>
-        <a:font script="Hans" typeface="等线"/>
+        <a:font script="Hans" typeface="宋体"/>
         <a:font script="Hant" typeface="新細明體"/>
         <a:font script="Arab" typeface="Arial"/>
         <a:font script="Hebr" typeface="Arial"/>
@@ -732,26 +1073,9 @@
         <a:font script="Viet" typeface="Arial"/>
         <a:font script="Uigh" typeface="Microsoft Uighur"/>
         <a:font script="Geor" typeface="Sylfaen"/>
-        <a:font script="Armn" typeface="Arial"/>
-        <a:font script="Bugi" typeface="Leelawadee UI"/>
-        <a:font script="Bopo" typeface="Microsoft JhengHei"/>
-        <a:font script="Java" typeface="Javanese Text"/>
-        <a:font script="Lisu" typeface="Segoe UI"/>
-        <a:font script="Mymr" typeface="Myanmar Text"/>
-        <a:font script="Nkoo" typeface="Ebrima"/>
-        <a:font script="Olck" typeface="Nirmala UI"/>
-        <a:font script="Osma" typeface="Ebrima"/>
-        <a:font script="Phag" typeface="Phagspa"/>
-        <a:font script="Syrn" typeface="Estrangelo Edessa"/>
-        <a:font script="Syrj" typeface="Estrangelo Edessa"/>
-        <a:font script="Syre" typeface="Estrangelo Edessa"/>
-        <a:font script="Sora" typeface="Nirmala UI"/>
-        <a:font script="Tale" typeface="Microsoft Tai Le"/>
-        <a:font script="Talu" typeface="Microsoft New Tai Lue"/>
-        <a:font script="Tfng" typeface="Ebrima"/>
       </a:minorFont>
     </a:fontScheme>
-    <a:fmtScheme name="Стандартная">
+    <a:fmtScheme name="Office">
       <a:fillStyleLst>
         <a:solidFill>
           <a:schemeClr val="phClr"/>
@@ -760,141 +1084,215 @@
           <a:gsLst>
             <a:gs pos="0">
               <a:schemeClr val="phClr">
-                <a:lumMod val="110000"/>
-                <a:satMod val="105000"/>
-                <a:tint val="67000"/>
+                <a:tint val="50000"/>
+                <a:satMod val="300000"/>
               </a:schemeClr>
             </a:gs>
-            <a:gs pos="50000">
+            <a:gs pos="35000">
               <a:schemeClr val="phClr">
-                <a:lumMod val="105000"/>
-                <a:satMod val="103000"/>
-                <a:tint val="73000"/>
+                <a:tint val="37000"/>
+                <a:satMod val="300000"/>
               </a:schemeClr>
             </a:gs>
             <a:gs pos="100000">
               <a:schemeClr val="phClr">
-                <a:lumMod val="105000"/>
-                <a:satMod val="109000"/>
-                <a:tint val="81000"/>
+                <a:tint val="15000"/>
+                <a:satMod val="350000"/>
               </a:schemeClr>
             </a:gs>
           </a:gsLst>
-          <a:lin ang="5400000" scaled="0"/>
+          <a:lin ang="16200000" scaled="1"/>
         </a:gradFill>
         <a:gradFill rotWithShape="1">
           <a:gsLst>
             <a:gs pos="0">
               <a:schemeClr val="phClr">
-                <a:satMod val="103000"/>
-                <a:lumMod val="102000"/>
-                <a:tint val="94000"/>
-              </a:schemeClr>
-            </a:gs>
-            <a:gs pos="50000">
-              <a:schemeClr val="phClr">
-                <a:satMod val="110000"/>
-                <a:lumMod val="100000"/>
+                <a:tint val="100000"/>
                 <a:shade val="100000"/>
+                <a:satMod val="130000"/>
               </a:schemeClr>
             </a:gs>
             <a:gs pos="100000">
               <a:schemeClr val="phClr">
-                <a:lumMod val="99000"/>
-                <a:satMod val="120000"/>
-                <a:shade val="78000"/>
+                <a:tint val="50000"/>
+                <a:shade val="100000"/>
+                <a:satMod val="350000"/>
               </a:schemeClr>
             </a:gs>
           </a:gsLst>
-          <a:lin ang="5400000" scaled="0"/>
+          <a:lin ang="16200000" scaled="0"/>
         </a:gradFill>
       </a:fillStyleLst>
       <a:lnStyleLst>
-        <a:ln w="6350" cap="flat" cmpd="sng" algn="ctr">
+        <a:ln w="9525" cap="flat" cmpd="sng" algn="ctr">
+          <a:solidFill>
+            <a:schemeClr val="phClr">
+              <a:shade val="95000"/>
+              <a:satMod val="105000"/>
+            </a:schemeClr>
+          </a:solidFill>
+          <a:prstDash val="solid"/>
+        </a:ln>
+        <a:ln w="25400" cap="flat" cmpd="sng" algn="ctr">
           <a:solidFill>
             <a:schemeClr val="phClr"/>
           </a:solidFill>
           <a:prstDash val="solid"/>
-          <a:miter lim="800000"/>
         </a:ln>
-        <a:ln w="12700" cap="flat" cmpd="sng" algn="ctr">
+        <a:ln w="38100" cap="flat" cmpd="sng" algn="ctr">
           <a:solidFill>
             <a:schemeClr val="phClr"/>
           </a:solidFill>
           <a:prstDash val="solid"/>
-          <a:miter lim="800000"/>
-        </a:ln>
-        <a:ln w="19050" cap="flat" cmpd="sng" algn="ctr">
-          <a:solidFill>
-            <a:schemeClr val="phClr"/>
-          </a:solidFill>
-          <a:prstDash val="solid"/>
-          <a:miter lim="800000"/>
         </a:ln>
       </a:lnStyleLst>
       <a:effectStyleLst>
         <a:effectStyle>
-          <a:effectLst/>
-        </a:effectStyle>
-        <a:effectStyle>
-          <a:effectLst/>
+          <a:effectLst>
+            <a:outerShdw blurRad="40000" dist="20000" dir="5400000" rotWithShape="0">
+              <a:srgbClr val="000000">
+                <a:alpha val="38000"/>
+              </a:srgbClr>
+            </a:outerShdw>
+          </a:effectLst>
         </a:effectStyle>
         <a:effectStyle>
           <a:effectLst>
-            <a:outerShdw blurRad="57150" dist="19050" dir="5400000" algn="ctr" rotWithShape="0">
+            <a:outerShdw blurRad="40000" dist="23000" dir="5400000" rotWithShape="0">
               <a:srgbClr val="000000">
-                <a:alpha val="63000"/>
+                <a:alpha val="35000"/>
               </a:srgbClr>
             </a:outerShdw>
           </a:effectLst>
+        </a:effectStyle>
+        <a:effectStyle>
+          <a:effectLst>
+            <a:outerShdw blurRad="40000" dist="23000" dir="5400000" rotWithShape="0">
+              <a:srgbClr val="000000">
+                <a:alpha val="35000"/>
+              </a:srgbClr>
+            </a:outerShdw>
+          </a:effectLst>
+          <a:scene3d>
+            <a:camera prst="orthographicFront">
+              <a:rot lat="0" lon="0" rev="0"/>
+            </a:camera>
+            <a:lightRig rig="threePt" dir="t">
+              <a:rot lat="0" lon="0" rev="1200000"/>
+            </a:lightRig>
+          </a:scene3d>
+          <a:sp3d>
+            <a:bevelT w="63500" h="25400"/>
+          </a:sp3d>
         </a:effectStyle>
       </a:effectStyleLst>
       <a:bgFillStyleLst>
         <a:solidFill>
           <a:schemeClr val="phClr"/>
         </a:solidFill>
-        <a:solidFill>
-          <a:schemeClr val="phClr">
-            <a:tint val="95000"/>
-            <a:satMod val="170000"/>
-          </a:schemeClr>
-        </a:solidFill>
         <a:gradFill rotWithShape="1">
           <a:gsLst>
             <a:gs pos="0">
               <a:schemeClr val="phClr">
-                <a:tint val="93000"/>
-                <a:satMod val="150000"/>
-                <a:shade val="98000"/>
-                <a:lumMod val="102000"/>
+                <a:tint val="40000"/>
+                <a:satMod val="350000"/>
               </a:schemeClr>
             </a:gs>
-            <a:gs pos="50000">
+            <a:gs pos="40000">
               <a:schemeClr val="phClr">
-                <a:tint val="98000"/>
-                <a:satMod val="130000"/>
-                <a:shade val="90000"/>
-                <a:lumMod val="103000"/>
+                <a:tint val="45000"/>
+                <a:shade val="99000"/>
+                <a:satMod val="350000"/>
               </a:schemeClr>
             </a:gs>
             <a:gs pos="100000">
               <a:schemeClr val="phClr">
-                <a:shade val="63000"/>
-                <a:satMod val="120000"/>
+                <a:shade val="20000"/>
+                <a:satMod val="255000"/>
               </a:schemeClr>
             </a:gs>
           </a:gsLst>
-          <a:lin ang="5400000" scaled="0"/>
+          <a:path path="circle">
+            <a:fillToRect l="50000" t="-80000" r="50000" b="180000"/>
+          </a:path>
+        </a:gradFill>
+        <a:gradFill rotWithShape="1">
+          <a:gsLst>
+            <a:gs pos="0">
+              <a:schemeClr val="phClr">
+                <a:tint val="80000"/>
+                <a:satMod val="300000"/>
+              </a:schemeClr>
+            </a:gs>
+            <a:gs pos="100000">
+              <a:schemeClr val="phClr">
+                <a:shade val="30000"/>
+                <a:satMod val="200000"/>
+              </a:schemeClr>
+            </a:gs>
+          </a:gsLst>
+          <a:path path="circle">
+            <a:fillToRect l="50000" t="50000" r="50000" b="50000"/>
+          </a:path>
         </a:gradFill>
       </a:bgFillStyleLst>
     </a:fmtScheme>
   </a:themeElements>
-  <a:objectDefaults/>
+  <a:objectDefaults>
+    <a:spDef>
+      <a:spPr/>
+      <a:bodyPr/>
+      <a:lstStyle/>
+      <a:style>
+        <a:lnRef idx="1">
+          <a:schemeClr val="accent1"/>
+        </a:lnRef>
+        <a:fillRef idx="3">
+          <a:schemeClr val="accent1"/>
+        </a:fillRef>
+        <a:effectRef idx="2">
+          <a:schemeClr val="accent1"/>
+        </a:effectRef>
+        <a:fontRef idx="minor">
+          <a:schemeClr val="lt1"/>
+        </a:fontRef>
+      </a:style>
+    </a:spDef>
+    <a:lnDef>
+      <a:spPr/>
+      <a:bodyPr/>
+      <a:lstStyle/>
+      <a:style>
+        <a:lnRef idx="2">
+          <a:schemeClr val="accent1"/>
+        </a:lnRef>
+        <a:fillRef idx="0">
+          <a:schemeClr val="accent1"/>
+        </a:fillRef>
+        <a:effectRef idx="1">
+          <a:schemeClr val="accent1"/>
+        </a:effectRef>
+        <a:fontRef idx="minor">
+          <a:schemeClr val="tx1"/>
+        </a:fontRef>
+      </a:style>
+    </a:lnDef>
+  </a:objectDefaults>
   <a:extraClrSchemeLst/>
-  <a:extLst>
-    <a:ext uri="{05A4C25C-085E-4340-85A3-A5531E510DB2}">
-      <thm15:themeFamily xmlns:thm15="http://schemas.microsoft.com/office/thememl/2012/main" name="Office Theme" id="{62F939B6-93AF-4DB8-9C6B-D6C7DFDC589F}" vid="{4A3C46E8-61CC-4603-A589-7422A47A8E4A}"/>
-    </a:ext>
-  </a:extLst>
 </a:theme>
+</file>
+
+<file path=customXml/item1.xml><?xml version="1.0" encoding="utf-8"?>
+<go:gDocsCustomXmlDataStorage xmlns:go="http://customooxmlschemas.google.com/" xmlns:r="http://schemas.openxmlformats.org/officeDocument/2006/relationships" uri="GoogleDocsCustomDataVersion2">
+  <go:docsCustomData xmlns:go="http://customooxmlschemas.google.com/" roundtripDataSignature="AMtx7mioOWSNAU+0Ep93PavMQdx9vcmbIQ==">CgMxLjA4AHIhMTFyUFk2TVNvVmxXTmhQY1ZJclMzckstX20xZTk5Skd1</go:docsCustomData>
+</go:gDocsCustomXmlDataStorage>
+</file>
+
+<file path=customXml/itemProps1.xml><?xml version="1.0" encoding="utf-8"?>
+<ds:datastoreItem xmlns:ds="http://schemas.openxmlformats.org/officeDocument/2006/customXml" ds:itemID="{11111111-1234-1234-1234-123412341234}">
+  <ds:schemaRefs>
+    <ds:schemaRef ds:uri="http://customooxmlschemas.google.com/"/>
+    <ds:schemaRef ds:uri="http://schemas.openxmlformats.org/officeDocument/2006/relationships"/>
+  </ds:schemaRefs>
+</ds:datastoreItem>
 </file>